--- a/templates/student_rating_template.docx
+++ b/templates/student_rating_template.docx
@@ -240,7 +240,9 @@
       <w:r>
         <w:rPr>
           <w:rFonts w:ascii="Arial Black" w:hAnsi="Arial Black"/>
-          <w:sz w:val="24"/>
+          <w:noProof/>
+          <w:sz w:val="24"/>
+          <w:lang w:eastAsia="ru-RU"/>
         </w:rPr>
         <mc:AlternateContent>
           <mc:Choice Requires="wps">
@@ -368,17 +370,245 @@
           <w:sz w:val="24"/>
           <w:lang w:val="en-US"/>
         </w:rPr>
-        <w:t>{% for student in st</w:t>
-      </w:r>
-      <w:bookmarkStart w:id="0" w:name="_GoBack"/>
-      <w:bookmarkEnd w:id="0"/>
-      <w:r>
-        <w:rPr>
-          <w:rFonts w:ascii="Bahnschrift SemiLight" w:hAnsi="Bahnschrift SemiLight"/>
-          <w:sz w:val="24"/>
-          <w:lang w:val="en-US"/>
-        </w:rPr>
-        <w:t>udents %}</w:t>
+        <w:t>{% for student in students %}</w:t>
+      </w:r>
+    </w:p>
+    <w:tbl>
+      <w:tblPr>
+        <w:tblStyle w:val="a3"/>
+        <w:tblW w:w="0" w:type="auto"/>
+        <w:tblLook w:val="04A0" w:firstRow="1" w:lastRow="0" w:firstColumn="1" w:lastColumn="0" w:noHBand="0" w:noVBand="1"/>
+      </w:tblPr>
+      <w:tblGrid>
+        <w:gridCol w:w="2869"/>
+        <w:gridCol w:w="2749"/>
+        <w:gridCol w:w="3727"/>
+      </w:tblGrid>
+      <w:tr>
+        <w:tc>
+          <w:tcPr>
+            <w:tcW w:w="3115" w:type="dxa"/>
+          </w:tcPr>
+          <w:p>
+            <w:pPr>
+              <w:jc w:val="both"/>
+              <w:rPr>
+                <w:rFonts w:ascii="Bahnschrift SemiLight" w:hAnsi="Bahnschrift SemiLight"/>
+                <w:sz w:val="24"/>
+              </w:rPr>
+            </w:pPr>
+            <w:r>
+              <w:rPr>
+                <w:rFonts w:ascii="Bahnschrift SemiLight" w:hAnsi="Bahnschrift SemiLight"/>
+                <w:sz w:val="24"/>
+              </w:rPr>
+              <w:t xml:space="preserve">№ студента </w:t>
+            </w:r>
+          </w:p>
+        </w:tc>
+        <w:tc>
+          <w:tcPr>
+            <w:tcW w:w="3115" w:type="dxa"/>
+          </w:tcPr>
+          <w:p>
+            <w:pPr>
+              <w:jc w:val="both"/>
+              <w:rPr>
+                <w:rFonts w:ascii="Bahnschrift SemiLight" w:hAnsi="Bahnschrift SemiLight"/>
+                <w:sz w:val="24"/>
+              </w:rPr>
+            </w:pPr>
+            <w:r>
+              <w:rPr>
+                <w:rFonts w:ascii="Bahnschrift SemiLight" w:hAnsi="Bahnschrift SemiLight"/>
+                <w:sz w:val="24"/>
+              </w:rPr>
+              <w:t>ФИО студента</w:t>
+            </w:r>
+          </w:p>
+        </w:tc>
+        <w:tc>
+          <w:tcPr>
+            <w:tcW w:w="3115" w:type="dxa"/>
+          </w:tcPr>
+          <w:p>
+            <w:pPr>
+              <w:jc w:val="both"/>
+              <w:rPr>
+                <w:rFonts w:ascii="Bahnschrift SemiLight" w:hAnsi="Bahnschrift SemiLight"/>
+                <w:sz w:val="24"/>
+              </w:rPr>
+            </w:pPr>
+            <w:r>
+              <w:rPr>
+                <w:rFonts w:ascii="Bahnschrift SemiLight" w:hAnsi="Bahnschrift SemiLight"/>
+                <w:sz w:val="24"/>
+              </w:rPr>
+              <w:t>Средний балл</w:t>
+            </w:r>
+          </w:p>
+        </w:tc>
+      </w:tr>
+      <w:tr>
+        <w:tc>
+          <w:tcPr>
+            <w:tcW w:w="3115" w:type="dxa"/>
+          </w:tcPr>
+          <w:p>
+            <w:pPr>
+              <w:jc w:val="both"/>
+              <w:rPr>
+                <w:rFonts w:ascii="Bahnschrift SemiLight" w:hAnsi="Bahnschrift SemiLight"/>
+                <w:sz w:val="24"/>
+                <w:lang w:val="en-US"/>
+              </w:rPr>
+            </w:pPr>
+            <w:r>
+              <w:rPr>
+                <w:rFonts w:ascii="Bahnschrift SemiLight" w:hAnsi="Bahnschrift SemiLight"/>
+                <w:sz w:val="24"/>
+                <w:lang w:val="en-US"/>
+              </w:rPr>
+              <w:t xml:space="preserve">{{ </w:t>
+            </w:r>
+            <w:proofErr w:type="spellStart"/>
+            <w:r>
+              <w:rPr>
+                <w:rFonts w:ascii="Bahnschrift SemiLight" w:hAnsi="Bahnschrift SemiLight"/>
+                <w:sz w:val="24"/>
+                <w:lang w:val="en-US"/>
+              </w:rPr>
+              <w:t>student.position</w:t>
+            </w:r>
+            <w:proofErr w:type="spellEnd"/>
+            <w:r>
+              <w:rPr>
+                <w:rFonts w:ascii="Bahnschrift SemiLight" w:hAnsi="Bahnschrift SemiLight"/>
+                <w:sz w:val="24"/>
+                <w:lang w:val="en-US"/>
+              </w:rPr>
+              <w:t xml:space="preserve"> }}</w:t>
+            </w:r>
+          </w:p>
+        </w:tc>
+        <w:tc>
+          <w:tcPr>
+            <w:tcW w:w="3115" w:type="dxa"/>
+          </w:tcPr>
+          <w:p>
+            <w:pPr>
+              <w:jc w:val="both"/>
+              <w:rPr>
+                <w:rFonts w:ascii="Bahnschrift SemiLight" w:hAnsi="Bahnschrift SemiLight"/>
+                <w:sz w:val="24"/>
+                <w:lang w:val="en-US"/>
+              </w:rPr>
+            </w:pPr>
+            <w:r>
+              <w:rPr>
+                <w:rFonts w:ascii="Bahnschrift SemiLight" w:hAnsi="Bahnschrift SemiLight"/>
+                <w:sz w:val="24"/>
+                <w:lang w:val="en-US"/>
+              </w:rPr>
+              <w:t xml:space="preserve">{{ </w:t>
+            </w:r>
+            <w:proofErr w:type="spellStart"/>
+            <w:r>
+              <w:rPr>
+                <w:rFonts w:ascii="Bahnschrift SemiLight" w:hAnsi="Bahnschrift SemiLight"/>
+                <w:sz w:val="24"/>
+                <w:lang w:val="en-US"/>
+              </w:rPr>
+              <w:t>student.fio</w:t>
+            </w:r>
+            <w:proofErr w:type="spellEnd"/>
+            <w:r>
+              <w:rPr>
+                <w:rFonts w:ascii="Bahnschrift SemiLight" w:hAnsi="Bahnschrift SemiLight"/>
+                <w:sz w:val="24"/>
+                <w:lang w:val="en-US"/>
+              </w:rPr>
+              <w:t xml:space="preserve"> }}</w:t>
+            </w:r>
+          </w:p>
+        </w:tc>
+        <w:tc>
+          <w:tcPr>
+            <w:tcW w:w="3115" w:type="dxa"/>
+          </w:tcPr>
+          <w:p>
+            <w:pPr>
+              <w:jc w:val="both"/>
+              <w:rPr>
+                <w:rFonts w:ascii="Bahnschrift SemiLight" w:hAnsi="Bahnschrift SemiLight"/>
+                <w:sz w:val="24"/>
+                <w:lang w:val="en-US"/>
+              </w:rPr>
+            </w:pPr>
+            <w:r>
+              <w:rPr>
+                <w:rFonts w:ascii="Bahnschrift SemiLight" w:hAnsi="Bahnschrift SemiLight"/>
+                <w:sz w:val="24"/>
+                <w:lang w:val="en-US"/>
+              </w:rPr>
+              <w:t>{{ "%.2f"|format(</w:t>
+            </w:r>
+            <w:proofErr w:type="spellStart"/>
+            <w:r>
+              <w:rPr>
+                <w:rFonts w:ascii="Bahnschrift SemiLight" w:hAnsi="Bahnschrift SemiLight"/>
+                <w:sz w:val="24"/>
+                <w:lang w:val="en-US"/>
+              </w:rPr>
+              <w:t>student.avg_grade</w:t>
+            </w:r>
+            <w:proofErr w:type="spellEnd"/>
+            <w:r>
+              <w:rPr>
+                <w:rFonts w:ascii="Bahnschrift SemiLight" w:hAnsi="Bahnschrift SemiLight"/>
+                <w:sz w:val="24"/>
+                <w:lang w:val="en-US"/>
+              </w:rPr>
+              <w:t>) }}</w:t>
+            </w:r>
+          </w:p>
+        </w:tc>
+      </w:tr>
+    </w:tbl>
+    <w:p>
+      <w:pPr>
+        <w:jc w:val="both"/>
+        <w:rPr>
+          <w:rFonts w:ascii="Bahnschrift SemiLight" w:hAnsi="Bahnschrift SemiLight"/>
+          <w:sz w:val="24"/>
+          <w:lang w:val="en-US"/>
+        </w:rPr>
+      </w:pPr>
+      <w:r>
+        <w:rPr>
+          <w:rFonts w:ascii="Bahnschrift SemiLight" w:hAnsi="Bahnschrift SemiLight"/>
+          <w:sz w:val="24"/>
+          <w:lang w:val="en-US"/>
+        </w:rPr>
+        <w:t xml:space="preserve">{% </w:t>
+      </w:r>
+      <w:proofErr w:type="spellStart"/>
+      <w:r>
+        <w:rPr>
+          <w:rFonts w:ascii="Bahnschrift SemiLight" w:hAnsi="Bahnschrift SemiLight"/>
+          <w:sz w:val="24"/>
+          <w:lang w:val="en-US"/>
+        </w:rPr>
+        <w:t>endfor</w:t>
+      </w:r>
+      <w:proofErr w:type="spellEnd"/>
+      <w:r>
+        <w:rPr>
+          <w:rFonts w:ascii="Bahnschrift SemiLight" w:hAnsi="Bahnschrift SemiLight"/>
+          <w:sz w:val="24"/>
+          <w:lang w:val="en-US"/>
+        </w:rPr>
+        <w:t xml:space="preserve"> %}</w:t>
       </w:r>
     </w:p>
     <w:p>
@@ -390,159 +620,8 @@
           <w:lang w:val="en-US"/>
         </w:rPr>
       </w:pPr>
-      <w:r>
-        <w:rPr>
-          <w:rFonts w:ascii="Bahnschrift SemiLight" w:hAnsi="Bahnschrift SemiLight"/>
-          <w:sz w:val="24"/>
-          <w:lang w:val="en-US"/>
-        </w:rPr>
-        <w:t>{</w:t>
-      </w:r>
-      <w:proofErr w:type="gramStart"/>
-      <w:r>
-        <w:rPr>
-          <w:rFonts w:ascii="Bahnschrift SemiLight" w:hAnsi="Bahnschrift SemiLight"/>
-          <w:sz w:val="24"/>
-          <w:lang w:val="en-US"/>
-        </w:rPr>
-        <w:t xml:space="preserve">{ </w:t>
-      </w:r>
-      <w:proofErr w:type="spellStart"/>
-      <w:r>
-        <w:rPr>
-          <w:rFonts w:ascii="Bahnschrift SemiLight" w:hAnsi="Bahnschrift SemiLight"/>
-          <w:sz w:val="24"/>
-          <w:lang w:val="en-US"/>
-        </w:rPr>
-        <w:t>student.position</w:t>
-      </w:r>
-      <w:proofErr w:type="spellEnd"/>
-      <w:proofErr w:type="gramEnd"/>
-      <w:r>
-        <w:rPr>
-          <w:rFonts w:ascii="Bahnschrift SemiLight" w:hAnsi="Bahnschrift SemiLight"/>
-          <w:sz w:val="24"/>
-          <w:lang w:val="en-US"/>
-        </w:rPr>
-        <w:t xml:space="preserve"> }}. {{ </w:t>
-      </w:r>
-      <w:proofErr w:type="spellStart"/>
-      <w:r>
-        <w:rPr>
-          <w:rFonts w:ascii="Bahnschrift SemiLight" w:hAnsi="Bahnschrift SemiLight"/>
-          <w:sz w:val="24"/>
-          <w:lang w:val="en-US"/>
-        </w:rPr>
-        <w:t>student.fio</w:t>
-      </w:r>
-      <w:proofErr w:type="spellEnd"/>
-      <w:r>
-        <w:rPr>
-          <w:rFonts w:ascii="Bahnschrift SemiLight" w:hAnsi="Bahnschrift SemiLight"/>
-          <w:sz w:val="24"/>
-          <w:lang w:val="en-US"/>
-        </w:rPr>
-        <w:t xml:space="preserve"> }} - </w:t>
-      </w:r>
-      <w:proofErr w:type="spellStart"/>
-      <w:r>
-        <w:rPr>
-          <w:rFonts w:ascii="Bahnschrift SemiLight" w:hAnsi="Bahnschrift SemiLight"/>
-          <w:sz w:val="24"/>
-          <w:lang w:val="en-US"/>
-        </w:rPr>
-        <w:t>Средний</w:t>
-      </w:r>
-      <w:proofErr w:type="spellEnd"/>
-      <w:r>
-        <w:rPr>
-          <w:rFonts w:ascii="Bahnschrift SemiLight" w:hAnsi="Bahnschrift SemiLight"/>
-          <w:sz w:val="24"/>
-          <w:lang w:val="en-US"/>
-        </w:rPr>
-        <w:t xml:space="preserve"> </w:t>
-      </w:r>
-      <w:proofErr w:type="spellStart"/>
-      <w:r>
-        <w:rPr>
-          <w:rFonts w:ascii="Bahnschrift SemiLight" w:hAnsi="Bahnschrift SemiLight"/>
-          <w:sz w:val="24"/>
-          <w:lang w:val="en-US"/>
-        </w:rPr>
-        <w:t>балл</w:t>
-      </w:r>
-      <w:proofErr w:type="spellEnd"/>
-      <w:r>
-        <w:rPr>
-          <w:rFonts w:ascii="Bahnschrift SemiLight" w:hAnsi="Bahnschrift SemiLight"/>
-          <w:sz w:val="24"/>
-          <w:lang w:val="en-US"/>
-        </w:rPr>
-        <w:t>: {{ "%.2f"|format(</w:t>
-      </w:r>
-      <w:proofErr w:type="spellStart"/>
-      <w:r>
-        <w:rPr>
-          <w:rFonts w:ascii="Bahnschrift SemiLight" w:hAnsi="Bahnschrift SemiLight"/>
-          <w:sz w:val="24"/>
-          <w:lang w:val="en-US"/>
-        </w:rPr>
-        <w:t>student.avg_grade</w:t>
-      </w:r>
-      <w:proofErr w:type="spellEnd"/>
-      <w:r>
-        <w:rPr>
-          <w:rFonts w:ascii="Bahnschrift SemiLight" w:hAnsi="Bahnschrift SemiLight"/>
-          <w:sz w:val="24"/>
-          <w:lang w:val="en-US"/>
-        </w:rPr>
-        <w:t>) }}</w:t>
-      </w:r>
-    </w:p>
-    <w:p>
-      <w:pPr>
-        <w:jc w:val="both"/>
-        <w:rPr>
-          <w:rFonts w:ascii="Bahnschrift SemiLight" w:hAnsi="Bahnschrift SemiLight"/>
-          <w:sz w:val="24"/>
-          <w:lang w:val="en-US"/>
-        </w:rPr>
-      </w:pPr>
-      <w:r>
-        <w:rPr>
-          <w:rFonts w:ascii="Bahnschrift SemiLight" w:hAnsi="Bahnschrift SemiLight"/>
-          <w:sz w:val="24"/>
-          <w:lang w:val="en-US"/>
-        </w:rPr>
-        <w:t xml:space="preserve">{% </w:t>
-      </w:r>
-      <w:proofErr w:type="spellStart"/>
-      <w:r>
-        <w:rPr>
-          <w:rFonts w:ascii="Bahnschrift SemiLight" w:hAnsi="Bahnschrift SemiLight"/>
-          <w:sz w:val="24"/>
-          <w:lang w:val="en-US"/>
-        </w:rPr>
-        <w:t>endfor</w:t>
-      </w:r>
-      <w:proofErr w:type="spellEnd"/>
-      <w:r>
-        <w:rPr>
-          <w:rFonts w:ascii="Bahnschrift SemiLight" w:hAnsi="Bahnschrift SemiLight"/>
-          <w:sz w:val="24"/>
-          <w:lang w:val="en-US"/>
-        </w:rPr>
-        <w:t xml:space="preserve"> %}</w:t>
-      </w:r>
-    </w:p>
-    <w:p>
-      <w:pPr>
-        <w:jc w:val="both"/>
-        <w:rPr>
-          <w:rFonts w:ascii="Bahnschrift SemiLight" w:hAnsi="Bahnschrift SemiLight"/>
-          <w:sz w:val="24"/>
-        </w:rPr>
-      </w:pPr>
+      <w:bookmarkStart w:id="0" w:name="_GoBack"/>
+      <w:bookmarkEnd w:id="0"/>
     </w:p>
     <w:sectPr>
       <w:pgSz w:w="11906" w:h="16838"/>
@@ -951,6 +1030,7 @@
   <w:style w:type="character" w:default="1" w:styleId="a0">
     <w:name w:val="Default Paragraph Font"/>
     <w:uiPriority w:val="1"/>
+    <w:semiHidden/>
     <w:unhideWhenUsed/>
   </w:style>
   <w:style w:type="table" w:default="1" w:styleId="a1">
@@ -973,6 +1053,25 @@
     <w:uiPriority w:val="99"/>
     <w:semiHidden/>
     <w:unhideWhenUsed/>
+  </w:style>
+  <w:style w:type="table" w:styleId="a3">
+    <w:name w:val="Table Grid"/>
+    <w:basedOn w:val="a1"/>
+    <w:uiPriority w:val="39"/>
+    <w:rsid w:val="006C6EE2"/>
+    <w:pPr>
+      <w:spacing w:after="0" w:line="240" w:lineRule="auto"/>
+    </w:pPr>
+    <w:tblPr>
+      <w:tblBorders>
+        <w:top w:val="single" w:sz="4" w:space="0" w:color="auto"/>
+        <w:left w:val="single" w:sz="4" w:space="0" w:color="auto"/>
+        <w:bottom w:val="single" w:sz="4" w:space="0" w:color="auto"/>
+        <w:right w:val="single" w:sz="4" w:space="0" w:color="auto"/>
+        <w:insideH w:val="single" w:sz="4" w:space="0" w:color="auto"/>
+        <w:insideV w:val="single" w:sz="4" w:space="0" w:color="auto"/>
+      </w:tblBorders>
+    </w:tblPr>
   </w:style>
 </w:styles>
 </file>

--- a/templates/student_rating_template.docx
+++ b/templates/student_rating_template.docx
@@ -141,6 +141,180 @@
           <w:lang w:val="en-US"/>
         </w:rPr>
         <w:t>_name</w:t>
+      </w:r>
+      <w:proofErr w:type="spellEnd"/>
+      <w:r>
+        <w:rPr>
+          <w:rFonts w:ascii="Bahnschrift SemiLight" w:hAnsi="Bahnschrift SemiLight"/>
+          <w:sz w:val="24"/>
+          <w:lang w:val="en-US"/>
+        </w:rPr>
+        <w:t xml:space="preserve"> }}</w:t>
+      </w:r>
+    </w:p>
+    <w:p>
+      <w:pPr>
+        <w:jc w:val="both"/>
+        <w:rPr>
+          <w:rFonts w:ascii="Bahnschrift SemiLight" w:hAnsi="Bahnschrift SemiLight"/>
+          <w:sz w:val="24"/>
+          <w:lang w:val="en-US"/>
+        </w:rPr>
+      </w:pPr>
+      <w:proofErr w:type="spellStart"/>
+      <w:r>
+        <w:rPr>
+          <w:rFonts w:ascii="Bahnschrift SemiLight" w:hAnsi="Bahnschrift SemiLight"/>
+          <w:sz w:val="24"/>
+          <w:lang w:val="en-US"/>
+        </w:rPr>
+        <w:t>Курс</w:t>
+      </w:r>
+      <w:proofErr w:type="spellEnd"/>
+      <w:r>
+        <w:rPr>
+          <w:rFonts w:ascii="Bahnschrift SemiLight" w:hAnsi="Bahnschrift SemiLight"/>
+          <w:sz w:val="24"/>
+          <w:lang w:val="en-US"/>
+        </w:rPr>
+        <w:t>: {</w:t>
+      </w:r>
+      <w:proofErr w:type="gramStart"/>
+      <w:r>
+        <w:rPr>
+          <w:rFonts w:ascii="Bahnschrift SemiLight" w:hAnsi="Bahnschrift SemiLight"/>
+          <w:sz w:val="24"/>
+          <w:lang w:val="en-US"/>
+        </w:rPr>
+        <w:t>{ course</w:t>
+      </w:r>
+      <w:proofErr w:type="gramEnd"/>
+      <w:r>
+        <w:rPr>
+          <w:rFonts w:ascii="Bahnschrift SemiLight" w:hAnsi="Bahnschrift SemiLight"/>
+          <w:sz w:val="24"/>
+          <w:lang w:val="en-US"/>
+        </w:rPr>
+        <w:t xml:space="preserve"> }}</w:t>
+      </w:r>
+    </w:p>
+    <w:p>
+      <w:pPr>
+        <w:jc w:val="both"/>
+        <w:rPr>
+          <w:rFonts w:ascii="Bahnschrift SemiLight" w:hAnsi="Bahnschrift SemiLight"/>
+          <w:sz w:val="24"/>
+          <w:lang w:val="en-US"/>
+        </w:rPr>
+      </w:pPr>
+      <w:proofErr w:type="spellStart"/>
+      <w:r>
+        <w:rPr>
+          <w:rFonts w:ascii="Bahnschrift SemiLight" w:hAnsi="Bahnschrift SemiLight"/>
+          <w:sz w:val="24"/>
+          <w:lang w:val="en-US"/>
+        </w:rPr>
+        <w:t>Семестр</w:t>
+      </w:r>
+      <w:proofErr w:type="spellEnd"/>
+      <w:r>
+        <w:rPr>
+          <w:rFonts w:ascii="Bahnschrift SemiLight" w:hAnsi="Bahnschrift SemiLight"/>
+          <w:sz w:val="24"/>
+          <w:lang w:val="en-US"/>
+        </w:rPr>
+        <w:t>: {</w:t>
+      </w:r>
+      <w:proofErr w:type="gramStart"/>
+      <w:r>
+        <w:rPr>
+          <w:rFonts w:ascii="Bahnschrift SemiLight" w:hAnsi="Bahnschrift SemiLight"/>
+          <w:sz w:val="24"/>
+          <w:lang w:val="en-US"/>
+        </w:rPr>
+        <w:t>{ semester</w:t>
+      </w:r>
+      <w:proofErr w:type="gramEnd"/>
+      <w:r>
+        <w:rPr>
+          <w:rFonts w:ascii="Bahnschrift SemiLight" w:hAnsi="Bahnschrift SemiLight"/>
+          <w:sz w:val="24"/>
+          <w:lang w:val="en-US"/>
+        </w:rPr>
+        <w:t xml:space="preserve"> }}</w:t>
+      </w:r>
+    </w:p>
+    <w:p>
+      <w:pPr>
+        <w:jc w:val="both"/>
+        <w:rPr>
+          <w:rFonts w:ascii="Bahnschrift SemiLight" w:hAnsi="Bahnschrift SemiLight"/>
+          <w:sz w:val="24"/>
+          <w:lang w:val="en-US"/>
+        </w:rPr>
+      </w:pPr>
+      <w:proofErr w:type="spellStart"/>
+      <w:r>
+        <w:rPr>
+          <w:rFonts w:ascii="Bahnschrift SemiLight" w:hAnsi="Bahnschrift SemiLight"/>
+          <w:sz w:val="24"/>
+          <w:lang w:val="en-US"/>
+        </w:rPr>
+        <w:t>Всего</w:t>
+      </w:r>
+      <w:proofErr w:type="spellEnd"/>
+      <w:r>
+        <w:rPr>
+          <w:rFonts w:ascii="Bahnschrift SemiLight" w:hAnsi="Bahnschrift SemiLight"/>
+          <w:sz w:val="24"/>
+          <w:lang w:val="en-US"/>
+        </w:rPr>
+        <w:t xml:space="preserve"> </w:t>
+      </w:r>
+      <w:proofErr w:type="spellStart"/>
+      <w:r>
+        <w:rPr>
+          <w:rFonts w:ascii="Bahnschrift SemiLight" w:hAnsi="Bahnschrift SemiLight"/>
+          <w:sz w:val="24"/>
+          <w:lang w:val="en-US"/>
+        </w:rPr>
+        <w:t>студентов</w:t>
+      </w:r>
+      <w:proofErr w:type="spellEnd"/>
+      <w:r>
+        <w:rPr>
+          <w:rFonts w:ascii="Bahnschrift SemiLight" w:hAnsi="Bahnschrift SemiLight"/>
+          <w:sz w:val="24"/>
+          <w:lang w:val="en-US"/>
+        </w:rPr>
+        <w:t>: {</w:t>
+      </w:r>
+      <w:proofErr w:type="gramStart"/>
+      <w:r>
+        <w:rPr>
+          <w:rFonts w:ascii="Bahnschrift SemiLight" w:hAnsi="Bahnschrift SemiLight"/>
+          <w:sz w:val="24"/>
+          <w:lang w:val="en-US"/>
+        </w:rPr>
+        <w:t xml:space="preserve">{ </w:t>
+      </w:r>
+      <w:proofErr w:type="spellStart"/>
+      <w:r>
+        <w:rPr>
+          <w:rFonts w:ascii="Bahnschrift SemiLight" w:hAnsi="Bahnschrift SemiLight"/>
+          <w:sz w:val="24"/>
+          <w:lang w:val="en-US"/>
+        </w:rPr>
+        <w:t>total</w:t>
+      </w:r>
+      <w:proofErr w:type="gramEnd"/>
+      <w:r>
+        <w:rPr>
+          <w:rFonts w:ascii="Bahnschrift SemiLight" w:hAnsi="Bahnschrift SemiLight"/>
+          <w:sz w:val="24"/>
+          <w:lang w:val="en-US"/>
+        </w:rPr>
+        <w:t>_students</w:t>
       </w:r>
       <w:proofErr w:type="spellEnd"/>
       <w:r>
@@ -355,52 +529,40 @@
         <w:tab/>
       </w:r>
     </w:p>
-    <w:p>
-      <w:pPr>
-        <w:jc w:val="both"/>
-        <w:rPr>
-          <w:rFonts w:ascii="Bahnschrift SemiLight" w:hAnsi="Bahnschrift SemiLight"/>
-          <w:sz w:val="24"/>
-          <w:lang w:val="en-US"/>
-        </w:rPr>
-      </w:pPr>
-      <w:r>
-        <w:rPr>
-          <w:rFonts w:ascii="Bahnschrift SemiLight" w:hAnsi="Bahnschrift SemiLight"/>
-          <w:sz w:val="24"/>
-          <w:lang w:val="en-US"/>
-        </w:rPr>
-        <w:t>{% for student in students %}</w:t>
-      </w:r>
-    </w:p>
     <w:tbl>
       <w:tblPr>
         <w:tblStyle w:val="a3"/>
         <w:tblW w:w="0" w:type="auto"/>
+        <w:tblLayout w:type="fixed"/>
         <w:tblLook w:val="04A0" w:firstRow="1" w:lastRow="0" w:firstColumn="1" w:lastColumn="0" w:noHBand="0" w:noVBand="1"/>
       </w:tblPr>
       <w:tblGrid>
         <w:gridCol w:w="2869"/>
-        <w:gridCol w:w="2749"/>
-        <w:gridCol w:w="3727"/>
+        <w:gridCol w:w="3080"/>
+        <w:gridCol w:w="3396"/>
       </w:tblGrid>
       <w:tr>
         <w:tc>
           <w:tcPr>
-            <w:tcW w:w="3115" w:type="dxa"/>
+            <w:tcW w:w="2869" w:type="dxa"/>
           </w:tcPr>
           <w:p>
             <w:pPr>
-              <w:jc w:val="both"/>
-              <w:rPr>
-                <w:rFonts w:ascii="Bahnschrift SemiLight" w:hAnsi="Bahnschrift SemiLight"/>
-                <w:sz w:val="24"/>
+              <w:ind w:right="-250"/>
+              <w:jc w:val="center"/>
+              <w:rPr>
+                <w:rFonts w:ascii="Bahnschrift" w:hAnsi="Bahnschrift"/>
+                <w:b/>
+                <w:sz w:val="24"/>
+                <w:lang w:val="en-US"/>
               </w:rPr>
             </w:pPr>
             <w:r>
               <w:rPr>
-                <w:rFonts w:ascii="Bahnschrift SemiLight" w:hAnsi="Bahnschrift SemiLight"/>
-                <w:sz w:val="24"/>
+                <w:rFonts w:ascii="Bahnschrift" w:hAnsi="Bahnschrift"/>
+                <w:b/>
+                <w:sz w:val="24"/>
+                <w:lang w:val="en-US"/>
               </w:rPr>
               <w:t xml:space="preserve">№ студента </w:t>
             </w:r>
@@ -408,20 +570,25 @@
         </w:tc>
         <w:tc>
           <w:tcPr>
-            <w:tcW w:w="3115" w:type="dxa"/>
+            <w:tcW w:w="3080" w:type="dxa"/>
           </w:tcPr>
           <w:p>
             <w:pPr>
-              <w:jc w:val="both"/>
-              <w:rPr>
-                <w:rFonts w:ascii="Bahnschrift SemiLight" w:hAnsi="Bahnschrift SemiLight"/>
-                <w:sz w:val="24"/>
+              <w:ind w:right="-250"/>
+              <w:jc w:val="center"/>
+              <w:rPr>
+                <w:rFonts w:ascii="Bahnschrift" w:hAnsi="Bahnschrift"/>
+                <w:b/>
+                <w:sz w:val="24"/>
+                <w:lang w:val="en-US"/>
               </w:rPr>
             </w:pPr>
             <w:r>
               <w:rPr>
-                <w:rFonts w:ascii="Bahnschrift SemiLight" w:hAnsi="Bahnschrift SemiLight"/>
-                <w:sz w:val="24"/>
+                <w:rFonts w:ascii="Bahnschrift" w:hAnsi="Bahnschrift"/>
+                <w:b/>
+                <w:sz w:val="24"/>
+                <w:lang w:val="en-US"/>
               </w:rPr>
               <w:t>ФИО студента</w:t>
             </w:r>
@@ -429,20 +596,25 @@
         </w:tc>
         <w:tc>
           <w:tcPr>
-            <w:tcW w:w="3115" w:type="dxa"/>
+            <w:tcW w:w="3396" w:type="dxa"/>
           </w:tcPr>
           <w:p>
             <w:pPr>
-              <w:jc w:val="both"/>
-              <w:rPr>
-                <w:rFonts w:ascii="Bahnschrift SemiLight" w:hAnsi="Bahnschrift SemiLight"/>
-                <w:sz w:val="24"/>
+              <w:ind w:right="-250"/>
+              <w:jc w:val="center"/>
+              <w:rPr>
+                <w:rFonts w:ascii="Bahnschrift" w:hAnsi="Bahnschrift"/>
+                <w:b/>
+                <w:sz w:val="24"/>
+                <w:lang w:val="en-US"/>
               </w:rPr>
             </w:pPr>
             <w:r>
               <w:rPr>
-                <w:rFonts w:ascii="Bahnschrift SemiLight" w:hAnsi="Bahnschrift SemiLight"/>
-                <w:sz w:val="24"/>
+                <w:rFonts w:ascii="Bahnschrift" w:hAnsi="Bahnschrift"/>
+                <w:b/>
+                <w:sz w:val="24"/>
+                <w:lang w:val="en-US"/>
               </w:rPr>
               <w:t>Средний балл</w:t>
             </w:r>
@@ -452,11 +624,55 @@
       <w:tr>
         <w:tc>
           <w:tcPr>
-            <w:tcW w:w="3115" w:type="dxa"/>
+            <w:tcW w:w="9345" w:type="dxa"/>
+            <w:gridSpan w:val="3"/>
           </w:tcPr>
           <w:p>
             <w:pPr>
-              <w:jc w:val="both"/>
+              <w:jc w:val="center"/>
+              <w:rPr>
+                <w:rFonts w:ascii="Bahnschrift SemiLight" w:hAnsi="Bahnschrift SemiLight"/>
+                <w:sz w:val="24"/>
+                <w:lang w:val="en-US"/>
+              </w:rPr>
+            </w:pPr>
+            <w:r>
+              <w:rPr>
+                <w:rFonts w:ascii="Bahnschrift SemiLight" w:hAnsi="Bahnschrift SemiLight"/>
+                <w:sz w:val="24"/>
+                <w:lang w:val="en-US"/>
+              </w:rPr>
+              <w:t>{%</w:t>
+            </w:r>
+            <w:proofErr w:type="spellStart"/>
+            <w:r>
+              <w:rPr>
+                <w:rFonts w:ascii="Bahnschrift SemiLight" w:hAnsi="Bahnschrift SemiLight"/>
+                <w:sz w:val="24"/>
+                <w:lang w:val="en-US"/>
+              </w:rPr>
+              <w:t>tr</w:t>
+            </w:r>
+            <w:proofErr w:type="spellEnd"/>
+            <w:r>
+              <w:rPr>
+                <w:rFonts w:ascii="Bahnschrift SemiLight" w:hAnsi="Bahnschrift SemiLight"/>
+                <w:sz w:val="24"/>
+                <w:lang w:val="en-US"/>
+              </w:rPr>
+              <w:t xml:space="preserve"> for student in students %}</w:t>
+            </w:r>
+          </w:p>
+        </w:tc>
+      </w:tr>
+      <w:tr>
+        <w:tc>
+          <w:tcPr>
+            <w:tcW w:w="2869" w:type="dxa"/>
+          </w:tcPr>
+          <w:p>
+            <w:pPr>
+              <w:jc w:val="center"/>
               <w:rPr>
                 <w:rFonts w:ascii="Bahnschrift SemiLight" w:hAnsi="Bahnschrift SemiLight"/>
                 <w:sz w:val="24"/>
@@ -493,11 +709,11 @@
         </w:tc>
         <w:tc>
           <w:tcPr>
-            <w:tcW w:w="3115" w:type="dxa"/>
+            <w:tcW w:w="3080" w:type="dxa"/>
           </w:tcPr>
           <w:p>
             <w:pPr>
-              <w:jc w:val="both"/>
+              <w:jc w:val="center"/>
               <w:rPr>
                 <w:rFonts w:ascii="Bahnschrift SemiLight" w:hAnsi="Bahnschrift SemiLight"/>
                 <w:sz w:val="24"/>
@@ -534,11 +750,11 @@
         </w:tc>
         <w:tc>
           <w:tcPr>
-            <w:tcW w:w="3115" w:type="dxa"/>
+            <w:tcW w:w="3396" w:type="dxa"/>
           </w:tcPr>
           <w:p>
             <w:pPr>
-              <w:jc w:val="both"/>
+              <w:jc w:val="center"/>
               <w:rPr>
                 <w:rFonts w:ascii="Bahnschrift SemiLight" w:hAnsi="Bahnschrift SemiLight"/>
                 <w:sz w:val="24"/>
@@ -570,6 +786,68 @@
                 <w:lang w:val="en-US"/>
               </w:rPr>
               <w:t>) }}</w:t>
+            </w:r>
+          </w:p>
+        </w:tc>
+      </w:tr>
+      <w:tr>
+        <w:tc>
+          <w:tcPr>
+            <w:tcW w:w="9345" w:type="dxa"/>
+            <w:gridSpan w:val="3"/>
+          </w:tcPr>
+          <w:p>
+            <w:pPr>
+              <w:jc w:val="center"/>
+              <w:rPr>
+                <w:rFonts w:ascii="Bahnschrift SemiLight" w:hAnsi="Bahnschrift SemiLight"/>
+                <w:sz w:val="24"/>
+                <w:lang w:val="en-US"/>
+              </w:rPr>
+            </w:pPr>
+            <w:r>
+              <w:rPr>
+                <w:rFonts w:ascii="Bahnschrift SemiLight" w:hAnsi="Bahnschrift SemiLight"/>
+                <w:sz w:val="24"/>
+                <w:lang w:val="en-US"/>
+              </w:rPr>
+              <w:t>{%</w:t>
+            </w:r>
+            <w:proofErr w:type="spellStart"/>
+            <w:r>
+              <w:rPr>
+                <w:rFonts w:ascii="Bahnschrift SemiLight" w:hAnsi="Bahnschrift SemiLight"/>
+                <w:sz w:val="24"/>
+                <w:lang w:val="en-US"/>
+              </w:rPr>
+              <w:t>tr</w:t>
+            </w:r>
+            <w:proofErr w:type="spellEnd"/>
+            <w:r>
+              <w:rPr>
+                <w:rFonts w:ascii="Bahnschrift SemiLight" w:hAnsi="Bahnschrift SemiLight"/>
+                <w:sz w:val="24"/>
+                <w:lang w:val="en-US"/>
+              </w:rPr>
+              <w:t xml:space="preserve"> </w:t>
+            </w:r>
+            <w:proofErr w:type="spellStart"/>
+            <w:r>
+              <w:rPr>
+                <w:rFonts w:ascii="Bahnschrift SemiLight" w:hAnsi="Bahnschrift SemiLight"/>
+                <w:sz w:val="24"/>
+                <w:lang w:val="en-US"/>
+              </w:rPr>
+              <w:t>endfor</w:t>
+            </w:r>
+            <w:proofErr w:type="spellEnd"/>
+            <w:r>
+              <w:rPr>
+                <w:rFonts w:ascii="Bahnschrift SemiLight" w:hAnsi="Bahnschrift SemiLight"/>
+                <w:sz w:val="24"/>
+                <w:lang w:val="en-US"/>
+              </w:rPr>
+              <w:t xml:space="preserve"> %}</w:t>
             </w:r>
           </w:p>
         </w:tc>
@@ -584,44 +862,793 @@
           <w:lang w:val="en-US"/>
         </w:rPr>
       </w:pPr>
-      <w:r>
-        <w:rPr>
-          <w:rFonts w:ascii="Bahnschrift SemiLight" w:hAnsi="Bahnschrift SemiLight"/>
-          <w:sz w:val="24"/>
-          <w:lang w:val="en-US"/>
-        </w:rPr>
-        <w:t xml:space="preserve">{% </w:t>
-      </w:r>
-      <w:proofErr w:type="spellStart"/>
-      <w:r>
-        <w:rPr>
-          <w:rFonts w:ascii="Bahnschrift SemiLight" w:hAnsi="Bahnschrift SemiLight"/>
-          <w:sz w:val="24"/>
-          <w:lang w:val="en-US"/>
-        </w:rPr>
-        <w:t>endfor</w:t>
-      </w:r>
-      <w:proofErr w:type="spellEnd"/>
-      <w:r>
-        <w:rPr>
-          <w:rFonts w:ascii="Bahnschrift SemiLight" w:hAnsi="Bahnschrift SemiLight"/>
-          <w:sz w:val="24"/>
-          <w:lang w:val="en-US"/>
-        </w:rPr>
-        <w:t xml:space="preserve"> %}</w:t>
-      </w:r>
     </w:p>
     <w:p>
       <w:pPr>
+        <w:spacing w:after="0" w:line="240" w:lineRule="auto"/>
+        <w:ind w:right="-250"/>
+        <w:jc w:val="center"/>
+        <w:rPr>
+          <w:rFonts w:ascii="Bahnschrift" w:hAnsi="Bahnschrift"/>
+          <w:b/>
+          <w:sz w:val="24"/>
+          <w:lang w:val="en-US"/>
+        </w:rPr>
+      </w:pPr>
+      <w:r>
+        <w:rPr>
+          <w:rFonts w:ascii="Bahnschrift" w:hAnsi="Bahnschrift"/>
+          <w:b/>
+          <w:sz w:val="24"/>
+          <w:lang w:val="en-US"/>
+        </w:rPr>
+        <w:t>СТАТИСТИКА ГРУППЫ:</w:t>
+      </w:r>
+    </w:p>
+    <w:p>
+      <w:pPr>
         <w:jc w:val="both"/>
         <w:rPr>
           <w:rFonts w:ascii="Bahnschrift SemiLight" w:hAnsi="Bahnschrift SemiLight"/>
           <w:sz w:val="24"/>
-          <w:lang w:val="en-US"/>
+        </w:rPr>
+      </w:pPr>
+      <w:r>
+        <w:rPr>
+          <w:rFonts w:ascii="Bahnschrift SemiLight" w:hAnsi="Bahnschrift SemiLight"/>
+          <w:sz w:val="24"/>
+        </w:rPr>
+        <w:t xml:space="preserve">Средний балл группы: </w:t>
+      </w:r>
+      <w:proofErr w:type="gramStart"/>
+      <w:r>
+        <w:rPr>
+          <w:rFonts w:ascii="Bahnschrift SemiLight" w:hAnsi="Bahnschrift SemiLight"/>
+          <w:sz w:val="24"/>
+        </w:rPr>
+        <w:t xml:space="preserve">{{ </w:t>
+      </w:r>
+      <w:r>
+        <w:rPr>
+          <w:rFonts w:ascii="Bahnschrift SemiLight" w:hAnsi="Bahnschrift SemiLight"/>
+          <w:sz w:val="24"/>
+          <w:lang w:val="en-US"/>
+        </w:rPr>
+        <w:t>group</w:t>
+      </w:r>
+      <w:proofErr w:type="gramEnd"/>
+      <w:r>
+        <w:rPr>
+          <w:rFonts w:ascii="Bahnschrift SemiLight" w:hAnsi="Bahnschrift SemiLight"/>
+          <w:sz w:val="24"/>
+        </w:rPr>
+        <w:t>_</w:t>
+      </w:r>
+      <w:proofErr w:type="spellStart"/>
+      <w:r>
+        <w:rPr>
+          <w:rFonts w:ascii="Bahnschrift SemiLight" w:hAnsi="Bahnschrift SemiLight"/>
+          <w:sz w:val="24"/>
+          <w:lang w:val="en-US"/>
+        </w:rPr>
+        <w:t>avg</w:t>
+      </w:r>
+      <w:proofErr w:type="spellEnd"/>
+      <w:r>
+        <w:rPr>
+          <w:rFonts w:ascii="Bahnschrift SemiLight" w:hAnsi="Bahnschrift SemiLight"/>
+          <w:sz w:val="24"/>
+        </w:rPr>
+        <w:t>_</w:t>
+      </w:r>
+      <w:r>
+        <w:rPr>
+          <w:rFonts w:ascii="Bahnschrift SemiLight" w:hAnsi="Bahnschrift SemiLight"/>
+          <w:sz w:val="24"/>
+          <w:lang w:val="en-US"/>
+        </w:rPr>
+        <w:t>grade</w:t>
+      </w:r>
+      <w:r>
+        <w:rPr>
+          <w:rFonts w:ascii="Bahnschrift SemiLight" w:hAnsi="Bahnschrift SemiLight"/>
+          <w:sz w:val="24"/>
+        </w:rPr>
+        <w:t xml:space="preserve"> }}</w:t>
+      </w:r>
+    </w:p>
+    <w:p>
+      <w:pPr>
+        <w:jc w:val="both"/>
+        <w:rPr>
+          <w:rFonts w:ascii="Bahnschrift SemiLight" w:hAnsi="Bahnschrift SemiLight"/>
+          <w:sz w:val="24"/>
+          <w:lang w:val="en-US"/>
+        </w:rPr>
+      </w:pPr>
+      <w:proofErr w:type="spellStart"/>
+      <w:r>
+        <w:rPr>
+          <w:rFonts w:ascii="Bahnschrift SemiLight" w:hAnsi="Bahnschrift SemiLight"/>
+          <w:sz w:val="24"/>
+          <w:lang w:val="en-US"/>
+        </w:rPr>
+        <w:t>Лучший</w:t>
+      </w:r>
+      <w:proofErr w:type="spellEnd"/>
+      <w:r>
+        <w:rPr>
+          <w:rFonts w:ascii="Bahnschrift SemiLight" w:hAnsi="Bahnschrift SemiLight"/>
+          <w:sz w:val="24"/>
+          <w:lang w:val="en-US"/>
+        </w:rPr>
+        <w:t xml:space="preserve"> </w:t>
+      </w:r>
+      <w:proofErr w:type="spellStart"/>
+      <w:r>
+        <w:rPr>
+          <w:rFonts w:ascii="Bahnschrift SemiLight" w:hAnsi="Bahnschrift SemiLight"/>
+          <w:sz w:val="24"/>
+          <w:lang w:val="en-US"/>
+        </w:rPr>
+        <w:t>студент</w:t>
+      </w:r>
+      <w:proofErr w:type="spellEnd"/>
+      <w:r>
+        <w:rPr>
+          <w:rFonts w:ascii="Bahnschrift SemiLight" w:hAnsi="Bahnschrift SemiLight"/>
+          <w:sz w:val="24"/>
+          <w:lang w:val="en-US"/>
+        </w:rPr>
+        <w:t>: {</w:t>
+      </w:r>
+      <w:proofErr w:type="gramStart"/>
+      <w:r>
+        <w:rPr>
+          <w:rFonts w:ascii="Bahnschrift SemiLight" w:hAnsi="Bahnschrift SemiLight"/>
+          <w:sz w:val="24"/>
+          <w:lang w:val="en-US"/>
+        </w:rPr>
+        <w:t xml:space="preserve">{ </w:t>
+      </w:r>
+      <w:proofErr w:type="spellStart"/>
+      <w:r>
+        <w:rPr>
+          <w:rFonts w:ascii="Bahnschrift SemiLight" w:hAnsi="Bahnschrift SemiLight"/>
+          <w:sz w:val="24"/>
+          <w:lang w:val="en-US"/>
+        </w:rPr>
+        <w:t>best</w:t>
+      </w:r>
+      <w:proofErr w:type="gramEnd"/>
+      <w:r>
+        <w:rPr>
+          <w:rFonts w:ascii="Bahnschrift SemiLight" w:hAnsi="Bahnschrift SemiLight"/>
+          <w:sz w:val="24"/>
+          <w:lang w:val="en-US"/>
+        </w:rPr>
+        <w:t>_student</w:t>
+      </w:r>
+      <w:proofErr w:type="spellEnd"/>
+      <w:r>
+        <w:rPr>
+          <w:rFonts w:ascii="Bahnschrift SemiLight" w:hAnsi="Bahnschrift SemiLight"/>
+          <w:sz w:val="24"/>
+          <w:lang w:val="en-US"/>
+        </w:rPr>
+        <w:t xml:space="preserve"> }} ({{ </w:t>
+      </w:r>
+      <w:proofErr w:type="spellStart"/>
+      <w:r>
+        <w:rPr>
+          <w:rFonts w:ascii="Bahnschrift SemiLight" w:hAnsi="Bahnschrift SemiLight"/>
+          <w:sz w:val="24"/>
+          <w:lang w:val="en-US"/>
+        </w:rPr>
+        <w:t>best_grade</w:t>
+      </w:r>
+      <w:proofErr w:type="spellEnd"/>
+      <w:r>
+        <w:rPr>
+          <w:rFonts w:ascii="Bahnschrift SemiLight" w:hAnsi="Bahnschrift SemiLight"/>
+          <w:sz w:val="24"/>
+          <w:lang w:val="en-US"/>
+        </w:rPr>
+        <w:t xml:space="preserve"> }})</w:t>
+      </w:r>
+    </w:p>
+    <w:p>
+      <w:pPr>
+        <w:jc w:val="both"/>
+        <w:rPr>
+          <w:rFonts w:ascii="Bahnschrift SemiLight" w:hAnsi="Bahnschrift SemiLight"/>
+          <w:sz w:val="24"/>
+          <w:lang w:val="en-US"/>
+        </w:rPr>
+      </w:pPr>
+    </w:p>
+    <w:p>
+      <w:pPr>
+        <w:spacing w:after="0" w:line="276" w:lineRule="auto"/>
+        <w:ind w:right="-250"/>
+        <w:jc w:val="both"/>
+        <w:rPr>
+          <w:rFonts w:ascii="Bahnschrift" w:hAnsi="Bahnschrift"/>
+          <w:b/>
+          <w:sz w:val="24"/>
+          <w:lang w:val="en-US"/>
+        </w:rPr>
+      </w:pPr>
+      <w:proofErr w:type="spellStart"/>
+      <w:r>
+        <w:rPr>
+          <w:rFonts w:ascii="Bahnschrift" w:hAnsi="Bahnschrift"/>
+          <w:b/>
+          <w:sz w:val="24"/>
+          <w:lang w:val="en-US"/>
+        </w:rPr>
+        <w:t>Категории</w:t>
+      </w:r>
+      <w:proofErr w:type="spellEnd"/>
+      <w:r>
+        <w:rPr>
+          <w:rFonts w:ascii="Bahnschrift" w:hAnsi="Bahnschrift"/>
+          <w:b/>
+          <w:sz w:val="24"/>
+          <w:lang w:val="en-US"/>
+        </w:rPr>
+        <w:t xml:space="preserve"> </w:t>
+      </w:r>
+      <w:proofErr w:type="spellStart"/>
+      <w:r>
+        <w:rPr>
+          <w:rFonts w:ascii="Bahnschrift" w:hAnsi="Bahnschrift"/>
+          <w:b/>
+          <w:sz w:val="24"/>
+          <w:lang w:val="en-US"/>
+        </w:rPr>
+        <w:t>студентов</w:t>
+      </w:r>
+      <w:proofErr w:type="spellEnd"/>
+      <w:r>
+        <w:rPr>
+          <w:rFonts w:ascii="Bahnschrift" w:hAnsi="Bahnschrift"/>
+          <w:b/>
+          <w:sz w:val="24"/>
+          <w:lang w:val="en-US"/>
+        </w:rPr>
+        <w:t>:</w:t>
+      </w:r>
+    </w:p>
+    <w:p>
+      <w:pPr>
+        <w:jc w:val="both"/>
+        <w:rPr>
+          <w:rFonts w:ascii="Bahnschrift SemiLight" w:hAnsi="Bahnschrift SemiLight"/>
+          <w:sz w:val="24"/>
+          <w:lang w:val="en-US"/>
+        </w:rPr>
+      </w:pPr>
+      <w:r>
+        <w:rPr>
+          <w:rFonts w:ascii="Bahnschrift SemiLight" w:hAnsi="Bahnschrift SemiLight"/>
+          <w:sz w:val="24"/>
+          <w:lang w:val="en-US"/>
+        </w:rPr>
+        <w:t xml:space="preserve">- </w:t>
+      </w:r>
+      <w:proofErr w:type="spellStart"/>
+      <w:r>
+        <w:rPr>
+          <w:rFonts w:ascii="Bahnschrift SemiLight" w:hAnsi="Bahnschrift SemiLight"/>
+          <w:sz w:val="24"/>
+          <w:lang w:val="en-US"/>
+        </w:rPr>
+        <w:t>Отличники</w:t>
+      </w:r>
+      <w:proofErr w:type="spellEnd"/>
+      <w:r>
+        <w:rPr>
+          <w:rFonts w:ascii="Bahnschrift SemiLight" w:hAnsi="Bahnschrift SemiLight"/>
+          <w:sz w:val="24"/>
+          <w:lang w:val="en-US"/>
+        </w:rPr>
+        <w:t xml:space="preserve"> (</w:t>
+      </w:r>
+      <w:r>
+        <w:rPr>
+          <w:rFonts w:ascii="Arial" w:hAnsi="Arial" w:cs="Arial"/>
+          <w:sz w:val="24"/>
+          <w:lang w:val="en-US"/>
+        </w:rPr>
+        <w:t>≥</w:t>
+      </w:r>
+      <w:r>
+        <w:rPr>
+          <w:rFonts w:ascii="Bahnschrift SemiLight" w:hAnsi="Bahnschrift SemiLight"/>
+          <w:sz w:val="24"/>
+          <w:lang w:val="en-US"/>
+        </w:rPr>
+        <w:t>4.5): {</w:t>
+      </w:r>
+      <w:proofErr w:type="gramStart"/>
+      <w:r>
+        <w:rPr>
+          <w:rFonts w:ascii="Bahnschrift SemiLight" w:hAnsi="Bahnschrift SemiLight"/>
+          <w:sz w:val="24"/>
+          <w:lang w:val="en-US"/>
+        </w:rPr>
+        <w:t xml:space="preserve">{ </w:t>
+      </w:r>
+      <w:proofErr w:type="spellStart"/>
+      <w:r>
+        <w:rPr>
+          <w:rFonts w:ascii="Bahnschrift SemiLight" w:hAnsi="Bahnschrift SemiLight"/>
+          <w:sz w:val="24"/>
+          <w:lang w:val="en-US"/>
+        </w:rPr>
+        <w:t>excellent</w:t>
+      </w:r>
+      <w:proofErr w:type="gramEnd"/>
+      <w:r>
+        <w:rPr>
+          <w:rFonts w:ascii="Bahnschrift SemiLight" w:hAnsi="Bahnschrift SemiLight"/>
+          <w:sz w:val="24"/>
+          <w:lang w:val="en-US"/>
+        </w:rPr>
+        <w:t>_count</w:t>
+      </w:r>
+      <w:proofErr w:type="spellEnd"/>
+      <w:r>
+        <w:rPr>
+          <w:rFonts w:ascii="Bahnschrift SemiLight" w:hAnsi="Bahnschrift SemiLight"/>
+          <w:sz w:val="24"/>
+          <w:lang w:val="en-US"/>
+        </w:rPr>
+        <w:t xml:space="preserve"> }} </w:t>
+      </w:r>
+      <w:proofErr w:type="spellStart"/>
+      <w:r>
+        <w:rPr>
+          <w:rFonts w:ascii="Bahnschrift SemiLight" w:hAnsi="Bahnschrift SemiLight"/>
+          <w:sz w:val="24"/>
+          <w:lang w:val="en-US"/>
+        </w:rPr>
+        <w:t>чел</w:t>
+      </w:r>
+      <w:proofErr w:type="spellEnd"/>
+      <w:r>
+        <w:rPr>
+          <w:rFonts w:ascii="Bahnschrift SemiLight" w:hAnsi="Bahnschrift SemiLight"/>
+          <w:sz w:val="24"/>
+          <w:lang w:val="en-US"/>
+        </w:rPr>
+        <w:t xml:space="preserve"> ({{ </w:t>
+      </w:r>
+      <w:proofErr w:type="spellStart"/>
+      <w:r>
+        <w:rPr>
+          <w:rFonts w:ascii="Bahnschrift SemiLight" w:hAnsi="Bahnschrift SemiLight"/>
+          <w:sz w:val="24"/>
+          <w:lang w:val="en-US"/>
+        </w:rPr>
+        <w:t>excellent_pct</w:t>
+      </w:r>
+      <w:proofErr w:type="spellEnd"/>
+      <w:r>
+        <w:rPr>
+          <w:rFonts w:ascii="Bahnschrift SemiLight" w:hAnsi="Bahnschrift SemiLight"/>
+          <w:sz w:val="24"/>
+          <w:lang w:val="en-US"/>
+        </w:rPr>
+        <w:t xml:space="preserve"> }}%)</w:t>
+      </w:r>
+    </w:p>
+    <w:p>
+      <w:pPr>
+        <w:jc w:val="both"/>
+        <w:rPr>
+          <w:rFonts w:ascii="Bahnschrift SemiLight" w:hAnsi="Bahnschrift SemiLight"/>
+          <w:sz w:val="24"/>
+          <w:lang w:val="en-US"/>
+        </w:rPr>
+      </w:pPr>
+      <w:r>
+        <w:rPr>
+          <w:rFonts w:ascii="Bahnschrift SemiLight" w:hAnsi="Bahnschrift SemiLight"/>
+          <w:sz w:val="24"/>
+          <w:lang w:val="en-US"/>
+        </w:rPr>
+        <w:t xml:space="preserve">- </w:t>
+      </w:r>
+      <w:proofErr w:type="spellStart"/>
+      <w:r>
+        <w:rPr>
+          <w:rFonts w:ascii="Bahnschrift SemiLight" w:hAnsi="Bahnschrift SemiLight"/>
+          <w:sz w:val="24"/>
+          <w:lang w:val="en-US"/>
+        </w:rPr>
+        <w:t>Хорошисты</w:t>
+      </w:r>
+      <w:proofErr w:type="spellEnd"/>
+      <w:r>
+        <w:rPr>
+          <w:rFonts w:ascii="Bahnschrift SemiLight" w:hAnsi="Bahnschrift SemiLight"/>
+          <w:sz w:val="24"/>
+          <w:lang w:val="en-US"/>
+        </w:rPr>
+        <w:t xml:space="preserve"> (3.5–4.4): {</w:t>
+      </w:r>
+      <w:proofErr w:type="gramStart"/>
+      <w:r>
+        <w:rPr>
+          <w:rFonts w:ascii="Bahnschrift SemiLight" w:hAnsi="Bahnschrift SemiLight"/>
+          <w:sz w:val="24"/>
+          <w:lang w:val="en-US"/>
+        </w:rPr>
+        <w:t xml:space="preserve">{ </w:t>
+      </w:r>
+      <w:proofErr w:type="spellStart"/>
+      <w:r>
+        <w:rPr>
+          <w:rFonts w:ascii="Bahnschrift SemiLight" w:hAnsi="Bahnschrift SemiLight"/>
+          <w:sz w:val="24"/>
+          <w:lang w:val="en-US"/>
+        </w:rPr>
+        <w:t>good</w:t>
+      </w:r>
+      <w:proofErr w:type="gramEnd"/>
+      <w:r>
+        <w:rPr>
+          <w:rFonts w:ascii="Bahnschrift SemiLight" w:hAnsi="Bahnschrift SemiLight"/>
+          <w:sz w:val="24"/>
+          <w:lang w:val="en-US"/>
+        </w:rPr>
+        <w:t>_count</w:t>
+      </w:r>
+      <w:proofErr w:type="spellEnd"/>
+      <w:r>
+        <w:rPr>
+          <w:rFonts w:ascii="Bahnschrift SemiLight" w:hAnsi="Bahnschrift SemiLight"/>
+          <w:sz w:val="24"/>
+          <w:lang w:val="en-US"/>
+        </w:rPr>
+        <w:t xml:space="preserve"> }} </w:t>
+      </w:r>
+      <w:proofErr w:type="spellStart"/>
+      <w:r>
+        <w:rPr>
+          <w:rFonts w:ascii="Bahnschrift SemiLight" w:hAnsi="Bahnschrift SemiLight"/>
+          <w:sz w:val="24"/>
+          <w:lang w:val="en-US"/>
+        </w:rPr>
+        <w:t>чел</w:t>
+      </w:r>
+      <w:proofErr w:type="spellEnd"/>
+      <w:r>
+        <w:rPr>
+          <w:rFonts w:ascii="Bahnschrift SemiLight" w:hAnsi="Bahnschrift SemiLight"/>
+          <w:sz w:val="24"/>
+          <w:lang w:val="en-US"/>
+        </w:rPr>
+        <w:t xml:space="preserve"> ({{ </w:t>
+      </w:r>
+      <w:proofErr w:type="spellStart"/>
+      <w:r>
+        <w:rPr>
+          <w:rFonts w:ascii="Bahnschrift SemiLight" w:hAnsi="Bahnschrift SemiLight"/>
+          <w:sz w:val="24"/>
+          <w:lang w:val="en-US"/>
+        </w:rPr>
+        <w:t>good_pct</w:t>
+      </w:r>
+      <w:proofErr w:type="spellEnd"/>
+      <w:r>
+        <w:rPr>
+          <w:rFonts w:ascii="Bahnschrift SemiLight" w:hAnsi="Bahnschrift SemiLight"/>
+          <w:sz w:val="24"/>
+          <w:lang w:val="en-US"/>
+        </w:rPr>
+        <w:t xml:space="preserve"> }}%)</w:t>
+      </w:r>
+    </w:p>
+    <w:p>
+      <w:pPr>
+        <w:jc w:val="both"/>
+        <w:rPr>
+          <w:rFonts w:ascii="Bahnschrift SemiLight" w:hAnsi="Bahnschrift SemiLight"/>
+          <w:sz w:val="24"/>
+          <w:lang w:val="en-US"/>
+        </w:rPr>
+      </w:pPr>
+      <w:r>
+        <w:rPr>
+          <w:rFonts w:ascii="Bahnschrift SemiLight" w:hAnsi="Bahnschrift SemiLight"/>
+          <w:sz w:val="24"/>
+          <w:lang w:val="en-US"/>
+        </w:rPr>
+        <w:t xml:space="preserve">- </w:t>
+      </w:r>
+      <w:proofErr w:type="spellStart"/>
+      <w:r>
+        <w:rPr>
+          <w:rFonts w:ascii="Bahnschrift SemiLight" w:hAnsi="Bahnschrift SemiLight"/>
+          <w:sz w:val="24"/>
+          <w:lang w:val="en-US"/>
+        </w:rPr>
+        <w:t>Троечники</w:t>
+      </w:r>
+      <w:proofErr w:type="spellEnd"/>
+      <w:r>
+        <w:rPr>
+          <w:rFonts w:ascii="Bahnschrift SemiLight" w:hAnsi="Bahnschrift SemiLight"/>
+          <w:sz w:val="24"/>
+          <w:lang w:val="en-US"/>
+        </w:rPr>
+        <w:t xml:space="preserve"> (2.5–3.4): {</w:t>
+      </w:r>
+      <w:proofErr w:type="gramStart"/>
+      <w:r>
+        <w:rPr>
+          <w:rFonts w:ascii="Bahnschrift SemiLight" w:hAnsi="Bahnschrift SemiLight"/>
+          <w:sz w:val="24"/>
+          <w:lang w:val="en-US"/>
+        </w:rPr>
+        <w:t xml:space="preserve">{ </w:t>
+      </w:r>
+      <w:proofErr w:type="spellStart"/>
+      <w:r>
+        <w:rPr>
+          <w:rFonts w:ascii="Bahnschrift SemiLight" w:hAnsi="Bahnschrift SemiLight"/>
+          <w:sz w:val="24"/>
+          <w:lang w:val="en-US"/>
+        </w:rPr>
+        <w:t>satisfactory</w:t>
+      </w:r>
+      <w:proofErr w:type="gramEnd"/>
+      <w:r>
+        <w:rPr>
+          <w:rFonts w:ascii="Bahnschrift SemiLight" w:hAnsi="Bahnschrift SemiLight"/>
+          <w:sz w:val="24"/>
+          <w:lang w:val="en-US"/>
+        </w:rPr>
+        <w:t>_count</w:t>
+      </w:r>
+      <w:proofErr w:type="spellEnd"/>
+      <w:r>
+        <w:rPr>
+          <w:rFonts w:ascii="Bahnschrift SemiLight" w:hAnsi="Bahnschrift SemiLight"/>
+          <w:sz w:val="24"/>
+          <w:lang w:val="en-US"/>
+        </w:rPr>
+        <w:t xml:space="preserve"> }} </w:t>
+      </w:r>
+      <w:proofErr w:type="spellStart"/>
+      <w:r>
+        <w:rPr>
+          <w:rFonts w:ascii="Bahnschrift SemiLight" w:hAnsi="Bahnschrift SemiLight"/>
+          <w:sz w:val="24"/>
+          <w:lang w:val="en-US"/>
+        </w:rPr>
+        <w:t>чел</w:t>
+      </w:r>
+      <w:proofErr w:type="spellEnd"/>
+      <w:r>
+        <w:rPr>
+          <w:rFonts w:ascii="Bahnschrift SemiLight" w:hAnsi="Bahnschrift SemiLight"/>
+          <w:sz w:val="24"/>
+          <w:lang w:val="en-US"/>
+        </w:rPr>
+        <w:t xml:space="preserve"> ({{ </w:t>
+      </w:r>
+      <w:proofErr w:type="spellStart"/>
+      <w:r>
+        <w:rPr>
+          <w:rFonts w:ascii="Bahnschrift SemiLight" w:hAnsi="Bahnschrift SemiLight"/>
+          <w:sz w:val="24"/>
+          <w:lang w:val="en-US"/>
+        </w:rPr>
+        <w:t>satisfactory_pct</w:t>
+      </w:r>
+      <w:proofErr w:type="spellEnd"/>
+      <w:r>
+        <w:rPr>
+          <w:rFonts w:ascii="Bahnschrift SemiLight" w:hAnsi="Bahnschrift SemiLight"/>
+          <w:sz w:val="24"/>
+          <w:lang w:val="en-US"/>
+        </w:rPr>
+        <w:t xml:space="preserve"> }}%)</w:t>
+      </w:r>
+    </w:p>
+    <w:p>
+      <w:pPr>
+        <w:jc w:val="both"/>
+        <w:rPr>
+          <w:rFonts w:ascii="Bahnschrift SemiLight" w:hAnsi="Bahnschrift SemiLight"/>
+          <w:sz w:val="24"/>
+          <w:lang w:val="en-US"/>
+        </w:rPr>
+      </w:pPr>
+      <w:r>
+        <w:rPr>
+          <w:rFonts w:ascii="Bahnschrift SemiLight" w:hAnsi="Bahnschrift SemiLight"/>
+          <w:sz w:val="24"/>
+          <w:lang w:val="en-US"/>
+        </w:rPr>
+        <w:t xml:space="preserve">- </w:t>
+      </w:r>
+      <w:proofErr w:type="spellStart"/>
+      <w:r>
+        <w:rPr>
+          <w:rFonts w:ascii="Bahnschrift SemiLight" w:hAnsi="Bahnschrift SemiLight"/>
+          <w:sz w:val="24"/>
+          <w:lang w:val="en-US"/>
+        </w:rPr>
+        <w:t>Должники</w:t>
+      </w:r>
+      <w:proofErr w:type="spellEnd"/>
+      <w:r>
+        <w:rPr>
+          <w:rFonts w:ascii="Bahnschrift SemiLight" w:hAnsi="Bahnschrift SemiLight"/>
+          <w:sz w:val="24"/>
+          <w:lang w:val="en-US"/>
+        </w:rPr>
+        <w:t xml:space="preserve"> (&lt;2.5): {</w:t>
+      </w:r>
+      <w:proofErr w:type="gramStart"/>
+      <w:r>
+        <w:rPr>
+          <w:rFonts w:ascii="Bahnschrift SemiLight" w:hAnsi="Bahnschrift SemiLight"/>
+          <w:sz w:val="24"/>
+          <w:lang w:val="en-US"/>
+        </w:rPr>
+        <w:t xml:space="preserve">{ </w:t>
+      </w:r>
+      <w:proofErr w:type="spellStart"/>
+      <w:r>
+        <w:rPr>
+          <w:rFonts w:ascii="Bahnschrift SemiLight" w:hAnsi="Bahnschrift SemiLight"/>
+          <w:sz w:val="24"/>
+          <w:lang w:val="en-US"/>
+        </w:rPr>
+        <w:t>debt</w:t>
+      </w:r>
+      <w:proofErr w:type="gramEnd"/>
+      <w:r>
+        <w:rPr>
+          <w:rFonts w:ascii="Bahnschrift SemiLight" w:hAnsi="Bahnschrift SemiLight"/>
+          <w:sz w:val="24"/>
+          <w:lang w:val="en-US"/>
+        </w:rPr>
+        <w:t>_count</w:t>
+      </w:r>
+      <w:proofErr w:type="spellEnd"/>
+      <w:r>
+        <w:rPr>
+          <w:rFonts w:ascii="Bahnschrift SemiLight" w:hAnsi="Bahnschrift SemiLight"/>
+          <w:sz w:val="24"/>
+          <w:lang w:val="en-US"/>
+        </w:rPr>
+        <w:t xml:space="preserve"> }} </w:t>
+      </w:r>
+      <w:proofErr w:type="spellStart"/>
+      <w:r>
+        <w:rPr>
+          <w:rFonts w:ascii="Bahnschrift SemiLight" w:hAnsi="Bahnschrift SemiLight"/>
+          <w:sz w:val="24"/>
+          <w:lang w:val="en-US"/>
+        </w:rPr>
+        <w:t>чел</w:t>
+      </w:r>
+      <w:proofErr w:type="spellEnd"/>
+      <w:r>
+        <w:rPr>
+          <w:rFonts w:ascii="Bahnschrift SemiLight" w:hAnsi="Bahnschrift SemiLight"/>
+          <w:sz w:val="24"/>
+          <w:lang w:val="en-US"/>
+        </w:rPr>
+        <w:t xml:space="preserve"> ({{ </w:t>
+      </w:r>
+      <w:proofErr w:type="spellStart"/>
+      <w:r>
+        <w:rPr>
+          <w:rFonts w:ascii="Bahnschrift SemiLight" w:hAnsi="Bahnschrift SemiLight"/>
+          <w:sz w:val="24"/>
+          <w:lang w:val="en-US"/>
+        </w:rPr>
+        <w:t>debt_pct</w:t>
+      </w:r>
+      <w:proofErr w:type="spellEnd"/>
+      <w:r>
+        <w:rPr>
+          <w:rFonts w:ascii="Bahnschrift SemiLight" w:hAnsi="Bahnschrift SemiLight"/>
+          <w:sz w:val="24"/>
+          <w:lang w:val="en-US"/>
+        </w:rPr>
+        <w:t xml:space="preserve"> }}%)</w:t>
+      </w:r>
+    </w:p>
+    <w:p>
+      <w:pPr>
+        <w:jc w:val="both"/>
+        <w:rPr>
+          <w:rFonts w:ascii="Bahnschrift SemiLight" w:hAnsi="Bahnschrift SemiLight"/>
+          <w:sz w:val="24"/>
+          <w:lang w:val="en-US"/>
+        </w:rPr>
+      </w:pPr>
+    </w:p>
+    <w:p>
+      <w:pPr>
+        <w:keepNext/>
+        <w:jc w:val="center"/>
+        <w:rPr>
+          <w:rFonts w:ascii="Bahnschrift SemiLight" w:hAnsi="Bahnschrift SemiLight"/>
+          <w:sz w:val="24"/>
         </w:rPr>
       </w:pPr>
       <w:bookmarkStart w:id="0" w:name="_GoBack"/>
-      <w:bookmarkEnd w:id="0"/>
+      <w:r>
+        <w:rPr>
+          <w:rFonts w:ascii="Bahnschrift SemiLight" w:hAnsi="Bahnschrift SemiLight"/>
+          <w:sz w:val="24"/>
+          <w:lang w:val="en-US"/>
+        </w:rPr>
+        <w:t>{</w:t>
+      </w:r>
+      <w:proofErr w:type="gramStart"/>
+      <w:r>
+        <w:rPr>
+          <w:rFonts w:ascii="Bahnschrift SemiLight" w:hAnsi="Bahnschrift SemiLight"/>
+          <w:sz w:val="24"/>
+          <w:lang w:val="en-US"/>
+        </w:rPr>
+        <w:t xml:space="preserve">{ </w:t>
+      </w:r>
+      <w:proofErr w:type="spellStart"/>
+      <w:r>
+        <w:rPr>
+          <w:rFonts w:ascii="Bahnschrift SemiLight" w:hAnsi="Bahnschrift SemiLight"/>
+          <w:sz w:val="24"/>
+          <w:lang w:val="en-US"/>
+        </w:rPr>
+        <w:t>pie</w:t>
+      </w:r>
+      <w:proofErr w:type="gramEnd"/>
+      <w:r>
+        <w:rPr>
+          <w:rFonts w:ascii="Bahnschrift SemiLight" w:hAnsi="Bahnschrift SemiLight"/>
+          <w:sz w:val="24"/>
+          <w:lang w:val="en-US"/>
+        </w:rPr>
+        <w:t>_chart</w:t>
+      </w:r>
+      <w:proofErr w:type="spellEnd"/>
+      <w:r>
+        <w:rPr>
+          <w:rFonts w:ascii="Bahnschrift SemiLight" w:hAnsi="Bahnschrift SemiLight"/>
+          <w:sz w:val="24"/>
+          <w:lang w:val="en-US"/>
+        </w:rPr>
+        <w:t xml:space="preserve"> }}</w:t>
+      </w:r>
+    </w:p>
+    <w:bookmarkEnd w:id="0"/>
+    <w:p>
+      <w:pPr>
+        <w:jc w:val="center"/>
+        <w:rPr>
+          <w:rFonts w:ascii="Bahnschrift SemiLight" w:hAnsi="Bahnschrift SemiLight"/>
+          <w:sz w:val="24"/>
+        </w:rPr>
+      </w:pPr>
+      <w:r>
+        <w:rPr>
+          <w:rFonts w:ascii="Bahnschrift SemiLight" w:hAnsi="Bahnschrift SemiLight"/>
+          <w:sz w:val="24"/>
+        </w:rPr>
+        <w:t>Рисунок 1 – Процентное соотношение студентов различных категорий</w:t>
+      </w:r>
     </w:p>
     <w:sectPr>
       <w:pgSz w:w="11906" w:h="16838"/>
